--- a/applications/guild-mortgage-company-ai-training-and-enablement-specialist/build/Joshua_Chappell_CoverLetter_GuildMortgage.docx
+++ b/applications/guild-mortgage-company-ai-training-and-enablement-specialist/build/Joshua_Chappell_CoverLetter_GuildMortgage.docx
@@ -27,7 +27,7 @@
         </w:rPr>
         <w:t xml:space="preserve">Mesa, AZ  •  480-586-7959  •  </w:t>
       </w:r>
-      <w:hyperlink w:history="1" r:id="rIdje_puei9_dqhcst3nly2e">
+      <w:hyperlink w:history="1" r:id="rIdjeayr6za14psjtfvm4mus">
         <w:r>
           <w:rPr>
             <w:rFonts w:ascii="Calibri" w:cs="Calibri" w:eastAsia="Calibri" w:hAnsi="Calibri"/>
@@ -47,7 +47,7 @@
         </w:rPr>
         <w:t xml:space="preserve">  •  </w:t>
       </w:r>
-      <w:hyperlink w:history="1" r:id="rIdmbhkqdfpqzgkgjkw1t3of">
+      <w:hyperlink w:history="1" r:id="rIdfczaxlboriurfxuak_rlo">
         <w:r>
           <w:rPr>
             <w:rFonts w:ascii="Calibri" w:cs="Calibri" w:eastAsia="Calibri" w:hAnsi="Calibri"/>
@@ -67,7 +67,7 @@
         </w:rPr>
         <w:t xml:space="preserve">  •  </w:t>
       </w:r>
-      <w:hyperlink w:history="1" r:id="rIdrtf7rpnig45zo6zm-k_v-">
+      <w:hyperlink w:history="1" r:id="rIdtvrh2f2br28cxqaod_xa1">
         <w:r>
           <w:rPr>
             <w:rFonts w:ascii="Calibri" w:cs="Calibri" w:eastAsia="Calibri" w:hAnsi="Calibri"/>
@@ -87,7 +87,7 @@
         </w:rPr>
         <w:t xml:space="preserve">  •  </w:t>
       </w:r>
-      <w:hyperlink w:history="1" r:id="rIdalzqp5aoucbrqtza8chwx">
+      <w:hyperlink w:history="1" r:id="rIdrbgttcesdkduw_ujfx9vq">
         <w:r>
           <w:rPr>
             <w:rFonts w:ascii="Calibri" w:cs="Calibri" w:eastAsia="Calibri" w:hAnsi="Calibri"/>
@@ -138,7 +138,7 @@
           <w:sz w:val="22"/>
           <w:szCs w:val="22"/>
         </w:rPr>
-        <w:t xml:space="preserve">Your posting asks for someone who can translate technical AI capabilities into practical skills for different teams and skill levels. That is the work I have done for years. As a teacher, I elevated 80+ beginner students to 95% camera operation proficiency through hands-on curriculum and assessment. On YouTube, I reached over a million people teaching cutting-edge post-production techniques. I know how to break a complex tool into steps a beginner can follow, and how to check that the lesson stuck.</w:t>
+        <w:t xml:space="preserve">Your posting asks for someone who can translate technical AI capabilities into practical skills for different teams and skill levels. I have taught technical tools to beginners for years. As a teacher, I elevated 80+ beginner students to 95% camera operation proficiency through hands-on curriculum and assessment. On YouTube, I reached over a million people teaching post-production techniques. I know how to break a complex tool into steps a beginner can follow, and how to check that the lesson stuck.</w:t>
       </w:r>
     </w:p>
     <w:p>
@@ -152,7 +152,7 @@
           <w:sz w:val="22"/>
           <w:szCs w:val="22"/>
         </w:rPr>
-        <w:t xml:space="preserve">I bring hands-on AI depth to your rollouts. At Charter One, I used Claude agentic coding to build content workflows that cut production times in half. I work in ChatGPT, Runway, Kling, Veo, and ElevenLabs, so your teams get real use cases, not theory. I maintained an organized library of video assets in Frame.io and Dropbox, reducing search and retrieval time by over 50%, and I will hold your knowledge base to the same standard: accurate, current, and easy to find. My Master's in Marketing Analytics supports the measurement side of the role, from adoption and proficiency to what the feedback says to fix next.</w:t>
+        <w:t xml:space="preserve">I bring hands-on AI experience to your rollouts. At Charter One, I used Claude agentic coding to build content workflows that cut production times in half. I work in ChatGPT, Runway, Kling, Veo, and ElevenLabs, so the examples I teach come from real production work. I maintained an organized library of video assets in Frame.io and Dropbox, reducing search and retrieval time by over 50%, and I will hold your knowledge base to the same standard: accurate, current, and easy to find. My Master's in Marketing, with a Marketing Analytics specialization, supports the measurement side of the role, from adoption and proficiency to what the feedback says to fix next.</w:t>
       </w:r>
     </w:p>
     <w:p>
